--- a/Dataset/generated_documents/maintenance/MNT_EVT-018.docx
+++ b/Dataset/generated_documents/maintenance/MNT_EVT-018.docx
@@ -77,7 +77,7 @@
           </w:tcPr>
           <w:p>
             <w:r>
-              <w:t>874ADCAD</w:t>
+              <w:t>899A0AD2</w:t>
             </w:r>
           </w:p>
         </w:tc>
@@ -209,7 +209,7 @@
           </w:tcPr>
           <w:p>
             <w:r>
-              <w:t>14-Jul-2026 20:10</w:t>
+              <w:t>15-Jul-2026 13:05</w:t>
             </w:r>
           </w:p>
         </w:tc>
@@ -642,7 +642,15 @@
     </w:p>
     <w:p>
       <w:r>
-        <w:t>Under Investigation</w:t>
+        <w:br/>
+        <w:t>Inspection identified:</w:t>
+        <w:br/>
+        <w:br/>
+        <w:t>Failure Category:</w:t>
+        <w:br/>
+        <w:br/>
+        <w:t>Mechanical</w:t>
+        <w:br/>
       </w:r>
     </w:p>
     <w:p>
@@ -689,7 +697,7 @@
     </w:p>
     <w:p>
       <w:r>
-        <w:t>No abnormal noise observed after trial run.</w:t>
+        <w:t>Recommend vibration monitoring during next inspection.</w:t>
       </w:r>
     </w:p>
     <w:p>
@@ -702,7 +710,7 @@
     </w:p>
     <w:p>
       <w:r>
-        <w:t>LOTO procedure was followed throughout maintenance.</w:t>
+        <w:t>Gas detector readings were within permissible limits.</w:t>
       </w:r>
     </w:p>
     <w:p>
@@ -715,7 +723,7 @@
     </w:p>
     <w:p>
       <w:r>
-        <w:t>Torque Wrench</w:t>
+        <w:t>Bearing Puller</w:t>
       </w:r>
     </w:p>
     <w:p>
@@ -1324,7 +1332,7 @@
     </w:p>
     <w:p>
       <w:r>
-        <w:t>☑ Leak Inspection Completed</w:t>
+        <w:t>☐ Leak Inspection Completed — Pending</w:t>
       </w:r>
     </w:p>
     <w:p>
@@ -1348,7 +1356,7 @@
     </w:p>
     <w:p>
       <w:r>
-        <w:t>Increase preventive maintenance frequency.</w:t>
+        <w:t>Monitor bearing temperature daily.</w:t>
       </w:r>
     </w:p>
     <w:p/>
